--- a/Clients/HMG/HMG-Executive-Summary.docx
+++ b/Clients/HMG/HMG-Executive-Summary.docx
@@ -1180,7 +1180,7 @@
           <w:sz w:val="22"/>
           <w:szCs w:val="22"/>
         </w:rPr>
-        <w:t xml:space="preserve">Your Network Administrator keeps control and gains a named, security-first Technijian pod plus the 24/7 SOC, after-hours coverage, compliance evidence, and project bandwidth one person cannot sustain alone. On the AI side, we apply assistive automation to the operations you already run — with PHI kept in private, governed deployments.</w:t>
+        <w:t xml:space="preserve">Your Network Administrator keeps control and gains a named, security-first Technijian pod plus the 24/7 MDR, after-hours coverage, compliance evidence, and project bandwidth one person cannot sustain alone. On the AI side, we apply assistive automation to the operations you already run — with PHI kept in private, governed deployments.</w:t>
       </w:r>
     </w:p>
     <w:p>
